--- a/hin/docx/30.content.docx
+++ b/hin/docx/30.content.docx
@@ -19,7 +19,7 @@
         <w:rPr>
           <w:lang w:val="hi_IN" w:bidi="hi_IN"/>
         </w:rPr>
-        <w:t>Resource: अध्ययन नोट्स - पुस्तक परिचय (टिंडेल)</w:t>
+        <w:t>Resource: Tyndale Open Study Notes</w:t>
       </w:r>
       <w:r>
         <w:rPr>
@@ -112,7 +112,7 @@
         <w:rPr>
           <w:lang w:val="hi_IN" w:bidi="hi_IN"/>
         </w:rPr>
-        <w:t>अध्ययन नोट्स - पुस्तक परिचय (टिंडेल)</w:t>
+        <w:t>Tyndale Open Study Notes</w:t>
       </w:r>
     </w:p>
     <w:p>

--- a/hin/docx/30.content.docx
+++ b/hin/docx/30.content.docx
@@ -19,7 +19,7 @@
         <w:rPr>
           <w:lang w:val="hi_IN" w:bidi="hi_IN"/>
         </w:rPr>
-        <w:t>Resource: Tyndale Open Study Notes</w:t>
+        <w:t>Resource: Aquifer Open Study Notes (Book Intros)</w:t>
       </w:r>
       <w:r>
         <w:rPr>
@@ -112,7 +112,7 @@
         <w:rPr>
           <w:lang w:val="hi_IN" w:bidi="hi_IN"/>
         </w:rPr>
-        <w:t>Tyndale Open Study Notes</w:t>
+        <w:t>Aquifer Open Study Notes (Book Intros)</w:t>
       </w:r>
     </w:p>
     <w:p>

--- a/hin/docx/30.content.docx
+++ b/hin/docx/30.content.docx
@@ -233,18 +233,12 @@
         </w:rPr>
         <w:t>“अपने परमेश्वर के सामने आने के लिये तैयार हो जा,” यह आमोस ने उन लोगों से कहा जो मूर्तियों की उपासना करते थे (</w:t>
       </w:r>
-      <w:hyperlink r:id="rId13">
-        <w:r>
-          <w:rPr>
-            <w:lang w:val="hi_IN" w:bidi="hi_IN"/>
-          </w:rPr>
-          <w:rPr>
-            <w:color w:val="0000EE"/>
-            <w:u w:val="single"/>
-          </w:rPr>
-          <w:t>4:12</w:t>
-        </w:r>
-      </w:hyperlink>
+      <w:r>
+        <w:rPr>
+          <w:lang w:val="hi_IN" w:bidi="hi_IN"/>
+        </w:rPr>
+        <w:t>4:12</w:t>
+      </w:r>
       <w:r>
         <w:rPr>
           <w:lang w:val="hi_IN" w:bidi="hi_IN"/>
@@ -275,72 +269,48 @@
         </w:rPr>
         <w:t>दो, आमोस ने उन अमीरों को चेतावनी दी जो दरिद्रों पर अत्याचार करते थे (</w:t>
       </w:r>
-      <w:hyperlink r:id="rId14">
-        <w:r>
-          <w:rPr>
-            <w:lang w:val="hi_IN" w:bidi="hi_IN"/>
-          </w:rPr>
-          <w:rPr>
-            <w:color w:val="0000EE"/>
-            <w:u w:val="single"/>
-          </w:rPr>
-          <w:t>5:24</w:t>
-        </w:r>
-      </w:hyperlink>
+      <w:r>
+        <w:rPr>
+          <w:lang w:val="hi_IN" w:bidi="hi_IN"/>
+        </w:rPr>
+        <w:t>5:24</w:t>
+      </w:r>
       <w:r>
         <w:rPr>
           <w:lang w:val="hi_IN" w:bidi="hi_IN"/>
         </w:rPr>
         <w:t>)। इस चरवाहे को तकोआ से बेतेल तक ऐसे शक्तिशाली निर्णय सुनाने के लिए क्या लाया? आमोस ने एक पेशेवर भविष्यद्वक्ता के रूप में अपनी जीविका नहीं चलाई (</w:t>
       </w:r>
-      <w:hyperlink r:id="rId15">
-        <w:r>
-          <w:rPr>
-            <w:lang w:val="hi_IN" w:bidi="hi_IN"/>
-          </w:rPr>
-          <w:rPr>
-            <w:color w:val="0000EE"/>
-            <w:u w:val="single"/>
-          </w:rPr>
-          <w:t>7:14</w:t>
-        </w:r>
-      </w:hyperlink>
+      <w:r>
+        <w:rPr>
+          <w:lang w:val="hi_IN" w:bidi="hi_IN"/>
+        </w:rPr>
+        <w:t>7:14</w:t>
+      </w:r>
       <w:r>
         <w:rPr>
           <w:lang w:val="hi_IN" w:bidi="hi_IN"/>
         </w:rPr>
         <w:t>); परमेश्वर की “गर्जना” (</w:t>
       </w:r>
-      <w:hyperlink r:id="rId16">
-        <w:r>
-          <w:rPr>
-            <w:lang w:val="hi_IN" w:bidi="hi_IN"/>
-          </w:rPr>
-          <w:rPr>
-            <w:color w:val="0000EE"/>
-            <w:u w:val="single"/>
-          </w:rPr>
-          <w:t>1:2</w:t>
-        </w:r>
-      </w:hyperlink>
+      <w:r>
+        <w:rPr>
+          <w:lang w:val="hi_IN" w:bidi="hi_IN"/>
+        </w:rPr>
+        <w:t>1:2</w:t>
+      </w:r>
       <w:r>
         <w:rPr>
           <w:lang w:val="hi_IN" w:bidi="hi_IN"/>
         </w:rPr>
         <w:t xml:space="preserve">; </w:t>
       </w:r>
-      <w:hyperlink r:id="rId17">
-        <w:r>
-          <w:rPr>
-            <w:lang w:val="hi_IN" w:bidi="hi_IN"/>
-          </w:rPr>
-          <w:rPr>
-            <w:color w:val="0000EE"/>
-            <w:u w:val="single"/>
-          </w:rPr>
-          <w:t>3:8</w:t>
-        </w:r>
-      </w:hyperlink>
+      <w:r>
+        <w:rPr>
+          <w:lang w:val="hi_IN" w:bidi="hi_IN"/>
+        </w:rPr>
+        <w:t>3:8</w:t>
+      </w:r>
       <w:r>
         <w:rPr>
           <w:lang w:val="hi_IN" w:bidi="hi_IN"/>
@@ -372,36 +342,24 @@
         </w:rPr>
         <w:t>ईसा पूर्व 931 में, इस्राएल का राज्य दो राज्यों में विभाजित हो गया: उत्तरी राज्य (इस्राएल) और दक्षिणी राज्य (यहूदा)। उत्तर के पहले राजा, यारोबाम I, नहीं चाहते थे कि उनकी प्रजा यरूशलेम (दक्षिण) में आराधना के लिए जाएं, इसलिए उन्होंने दान और बेतेल में मंदिर स्थापित किए। एक पहले के उदाहरण (</w:t>
       </w:r>
-      <w:hyperlink r:id="rId18">
-        <w:r>
-          <w:rPr>
-            <w:lang w:val="hi_IN" w:bidi="hi_IN"/>
-          </w:rPr>
-          <w:rPr>
-            <w:color w:val="0000EE"/>
-            <w:u w:val="single"/>
-          </w:rPr>
-          <w:t>निर्ग 32</w:t>
-        </w:r>
-      </w:hyperlink>
+      <w:r>
+        <w:rPr>
+          <w:lang w:val="hi_IN" w:bidi="hi_IN"/>
+        </w:rPr>
+        <w:t>निर्ग 32</w:t>
+      </w:r>
       <w:r>
         <w:rPr>
           <w:lang w:val="hi_IN" w:bidi="hi_IN"/>
         </w:rPr>
         <w:t>) पर आधारित होकर, यारोबाम ने प्रभु का प्रतिनिधित्व करने के लिए बछड़े की छवियों का उपयोग किया (</w:t>
       </w:r>
-      <w:hyperlink r:id="rId19">
-        <w:r>
-          <w:rPr>
-            <w:lang w:val="hi_IN" w:bidi="hi_IN"/>
-          </w:rPr>
-          <w:rPr>
-            <w:color w:val="0000EE"/>
-            <w:u w:val="single"/>
-          </w:rPr>
-          <w:t>1 राजा 12:25–33</w:t>
-        </w:r>
-      </w:hyperlink>
+      <w:r>
+        <w:rPr>
+          <w:lang w:val="hi_IN" w:bidi="hi_IN"/>
+        </w:rPr>
+        <w:t>1 राजा 12:25–33</w:t>
+      </w:r>
       <w:r>
         <w:rPr>
           <w:lang w:val="hi_IN" w:bidi="hi_IN"/>
@@ -422,54 +380,36 @@
         </w:rPr>
         <w:t>यारोबाम I ने दान और बेतेल में बछड़े के मंदिर स्थापित किए (</w:t>
       </w:r>
-      <w:hyperlink r:id="rId20">
-        <w:r>
-          <w:rPr>
-            <w:lang w:val="hi_IN" w:bidi="hi_IN"/>
-          </w:rPr>
-          <w:rPr>
-            <w:color w:val="0000EE"/>
-            <w:u w:val="single"/>
-          </w:rPr>
-          <w:t>1 रा 12:29</w:t>
-        </w:r>
-      </w:hyperlink>
+      <w:r>
+        <w:rPr>
+          <w:lang w:val="hi_IN" w:bidi="hi_IN"/>
+        </w:rPr>
+        <w:t>1 रा 12:29</w:t>
+      </w:r>
       <w:r>
         <w:rPr>
           <w:lang w:val="hi_IN" w:bidi="hi_IN"/>
         </w:rPr>
         <w:t>), साथ में बाल (कनानी तूफान-देवता के स्थानीय प्रतिनिधित्व) की उपस्थिति ने उत्तरी राज्य में यहोवा (प्रभु) की आराधना को इस्राएल के पड़ोसियों की तरह एक मूर्तिपूजक धर्म में बदल दिया। अक्सर, यहोवा की आराधना जारी रहती थी, लेकिन यह स्थानीय देवताओं की आराधना के साथ होती थी। इस्राएली सोचते थे कि इन देवताओं की आराधना से उन्हें कुछ वांछित लाभ (जैसे वर्षा या उर्वरता) प्राप्त होंगे। जब एलिय्याह ने कर्मेल पर्वत पर बाल के पुजारियों को चुनौती दी, तो यह इसलिए था क्योंकि लोग यहोवा और बाल दोनों की आराधना करना चाहते थे। हालांकि, एलिय्याह ने उन्हें उस विकल्प के बिना छोड़ दिया (</w:t>
       </w:r>
-      <w:hyperlink r:id="rId21">
-        <w:r>
-          <w:rPr>
-            <w:lang w:val="hi_IN" w:bidi="hi_IN"/>
-          </w:rPr>
-          <w:rPr>
-            <w:color w:val="0000EE"/>
-            <w:u w:val="single"/>
-          </w:rPr>
-          <w:t>1 रा 18:21</w:t>
-        </w:r>
-      </w:hyperlink>
+      <w:r>
+        <w:rPr>
+          <w:lang w:val="hi_IN" w:bidi="hi_IN"/>
+        </w:rPr>
+        <w:t>1 रा 18:21</w:t>
+      </w:r>
       <w:r>
         <w:rPr>
           <w:lang w:val="hi_IN" w:bidi="hi_IN"/>
         </w:rPr>
         <w:t xml:space="preserve">, </w:t>
       </w:r>
-      <w:hyperlink r:id="rId22">
-        <w:r>
-          <w:rPr>
-            <w:lang w:val="hi_IN" w:bidi="hi_IN"/>
-          </w:rPr>
-          <w:rPr>
-            <w:color w:val="0000EE"/>
-            <w:u w:val="single"/>
-          </w:rPr>
-          <w:t>24</w:t>
-        </w:r>
-      </w:hyperlink>
+      <w:r>
+        <w:rPr>
+          <w:lang w:val="hi_IN" w:bidi="hi_IN"/>
+        </w:rPr>
+        <w:t>24</w:t>
+      </w:r>
       <w:r>
         <w:rPr>
           <w:lang w:val="hi_IN" w:bidi="hi_IN"/>
@@ -490,54 +430,36 @@
         </w:rPr>
         <w:t>जब आमोस इस्राएल पहुंचे (ईसा 753 पूर्व से कुछ पहले), अमीर और अधिक अमीर होते जा रहे थे और दरिद्र और अधिक गरीब होते जा रहे थे। लगभग ईसा पूर्व 801 में, असीरियों ने दमिश्क पर कब्जा कर लिया था, लेकिन अन्य समस्याओं के कारण उन्हें पीछे हटना पड़ा। इस समय मिस्र भी पतन की ओर था। परिणामस्वरूप विदेशी शक्ति के शून्य में, इस्राएल और यहूदा दोनों फले-फूले, उन्होंने कुछ क्षेत्रों को पुनः प्राप्त किया जो उन्होंने अराम से खो दिए थे (</w:t>
       </w:r>
-      <w:hyperlink r:id="rId23">
-        <w:r>
-          <w:rPr>
-            <w:lang w:val="hi_IN" w:bidi="hi_IN"/>
-          </w:rPr>
-          <w:rPr>
-            <w:color w:val="0000EE"/>
-            <w:u w:val="single"/>
-          </w:rPr>
-          <w:t>2 रा 14:23–29</w:t>
-        </w:r>
-      </w:hyperlink>
+      <w:r>
+        <w:rPr>
+          <w:lang w:val="hi_IN" w:bidi="hi_IN"/>
+        </w:rPr>
+        <w:t>2 रा 14:23–29</w:t>
+      </w:r>
       <w:r>
         <w:rPr>
           <w:lang w:val="hi_IN" w:bidi="hi_IN"/>
         </w:rPr>
         <w:t xml:space="preserve">; </w:t>
       </w:r>
-      <w:hyperlink r:id="rId24">
-        <w:r>
-          <w:rPr>
-            <w:lang w:val="hi_IN" w:bidi="hi_IN"/>
-          </w:rPr>
-          <w:rPr>
-            <w:color w:val="0000EE"/>
-            <w:u w:val="single"/>
-          </w:rPr>
-          <w:t>15:1–7</w:t>
-        </w:r>
-      </w:hyperlink>
+      <w:r>
+        <w:rPr>
+          <w:lang w:val="hi_IN" w:bidi="hi_IN"/>
+        </w:rPr>
+        <w:t>15:1–7</w:t>
+      </w:r>
       <w:r>
         <w:rPr>
           <w:lang w:val="hi_IN" w:bidi="hi_IN"/>
         </w:rPr>
         <w:t xml:space="preserve">; </w:t>
       </w:r>
-      <w:hyperlink r:id="rId25">
-        <w:r>
-          <w:rPr>
-            <w:lang w:val="hi_IN" w:bidi="hi_IN"/>
-          </w:rPr>
-          <w:rPr>
-            <w:color w:val="0000EE"/>
-            <w:u w:val="single"/>
-          </w:rPr>
-          <w:t>2 इति 26:1–23</w:t>
-        </w:r>
-      </w:hyperlink>
+      <w:r>
+        <w:rPr>
+          <w:lang w:val="hi_IN" w:bidi="hi_IN"/>
+        </w:rPr>
+        <w:t>2 इति 26:1–23</w:t>
+      </w:r>
       <w:r>
         <w:rPr>
           <w:lang w:val="hi_IN" w:bidi="hi_IN"/>
@@ -583,36 +505,24 @@
         </w:rPr>
         <w:t>आमोस ने इस्राएल का सामना इस संदेश के साथ किया कि प्रभु की आराधना में केवल मुख द्वारा सेवा पर्याप्त नहीं है। एक संक्षिप्त परिचय के बाद (</w:t>
       </w:r>
-      <w:hyperlink r:id="rId26">
-        <w:r>
-          <w:rPr>
-            <w:lang w:val="hi_IN" w:bidi="hi_IN"/>
-          </w:rPr>
-          <w:rPr>
-            <w:color w:val="0000EE"/>
-            <w:u w:val="single"/>
-          </w:rPr>
-          <w:t>आमो 1:1–2</w:t>
-        </w:r>
-      </w:hyperlink>
+      <w:r>
+        <w:rPr>
+          <w:lang w:val="hi_IN" w:bidi="hi_IN"/>
+        </w:rPr>
+        <w:t>आमो 1:1–2</w:t>
+      </w:r>
       <w:r>
         <w:rPr>
           <w:lang w:val="hi_IN" w:bidi="hi_IN"/>
         </w:rPr>
         <w:t>), आमोस का पहला खंड (</w:t>
       </w:r>
-      <w:hyperlink r:id="rId27">
-        <w:r>
-          <w:rPr>
-            <w:lang w:val="hi_IN" w:bidi="hi_IN"/>
-          </w:rPr>
-          <w:rPr>
-            <w:color w:val="0000EE"/>
-            <w:u w:val="single"/>
-          </w:rPr>
-          <w:t>1:3–2:16</w:t>
-        </w:r>
-      </w:hyperlink>
+      <w:r>
+        <w:rPr>
+          <w:lang w:val="hi_IN" w:bidi="hi_IN"/>
+        </w:rPr>
+        <w:t>1:3–2:16</w:t>
+      </w:r>
       <w:r>
         <w:rPr>
           <w:lang w:val="hi_IN" w:bidi="hi_IN"/>
@@ -633,216 +543,144 @@
         </w:rPr>
         <w:t>लेकिन फिर वह कहते हैं, "इस्राएल के लोग भी पाप कर चुके हैं।" जो आगे आता है (</w:t>
       </w:r>
-      <w:hyperlink r:id="rId28">
-        <w:r>
-          <w:rPr>
-            <w:lang w:val="hi_IN" w:bidi="hi_IN"/>
-          </w:rPr>
-          <w:rPr>
-            <w:color w:val="0000EE"/>
-            <w:u w:val="single"/>
-          </w:rPr>
-          <w:t>3:1–5:17</w:t>
-        </w:r>
-      </w:hyperlink>
+      <w:r>
+        <w:rPr>
+          <w:lang w:val="hi_IN" w:bidi="hi_IN"/>
+        </w:rPr>
+        <w:t>3:1–5:17</w:t>
+      </w:r>
       <w:r>
         <w:rPr>
           <w:lang w:val="hi_IN" w:bidi="hi_IN"/>
         </w:rPr>
         <w:t>) वह तीन भविष्यवाणी संदेशों द्वारा संरचित है। पहला (</w:t>
       </w:r>
-      <w:hyperlink r:id="rId29">
-        <w:r>
-          <w:rPr>
-            <w:lang w:val="hi_IN" w:bidi="hi_IN"/>
-          </w:rPr>
-          <w:rPr>
-            <w:color w:val="0000EE"/>
-            <w:u w:val="single"/>
-          </w:rPr>
-          <w:t>3:1–2</w:t>
-        </w:r>
-      </w:hyperlink>
+      <w:r>
+        <w:rPr>
+          <w:lang w:val="hi_IN" w:bidi="hi_IN"/>
+        </w:rPr>
+        <w:t>3:1–2</w:t>
+      </w:r>
       <w:r>
         <w:rPr>
           <w:lang w:val="hi_IN" w:bidi="hi_IN"/>
         </w:rPr>
         <w:t>) इस्राएल पर परमेश्वर के चुने हुए लोगों के रूप में उनके विशेषाधिकार प्राप्त स्थिति का दुरुपयोग करने का आरोप लगाता है। दूसरा (</w:t>
       </w:r>
-      <w:hyperlink r:id="rId30">
-        <w:r>
-          <w:rPr>
-            <w:lang w:val="hi_IN" w:bidi="hi_IN"/>
-          </w:rPr>
-          <w:rPr>
-            <w:color w:val="0000EE"/>
-            <w:u w:val="single"/>
-          </w:rPr>
-          <w:t>4:1–3</w:t>
-        </w:r>
-      </w:hyperlink>
+      <w:r>
+        <w:rPr>
+          <w:lang w:val="hi_IN" w:bidi="hi_IN"/>
+        </w:rPr>
+        <w:t>4:1–3</w:t>
+      </w:r>
       <w:r>
         <w:rPr>
           <w:lang w:val="hi_IN" w:bidi="hi_IN"/>
         </w:rPr>
         <w:t>) इस्राएल की भीड़ पर अभियोग है। तीसरा (</w:t>
       </w:r>
-      <w:hyperlink r:id="rId31">
-        <w:r>
-          <w:rPr>
-            <w:lang w:val="hi_IN" w:bidi="hi_IN"/>
-          </w:rPr>
-          <w:rPr>
-            <w:color w:val="0000EE"/>
-            <w:u w:val="single"/>
-          </w:rPr>
-          <w:t>5:1–2</w:t>
-        </w:r>
-      </w:hyperlink>
+      <w:r>
+        <w:rPr>
+          <w:lang w:val="hi_IN" w:bidi="hi_IN"/>
+        </w:rPr>
+        <w:t>5:1–2</w:t>
+      </w:r>
       <w:r>
         <w:rPr>
           <w:lang w:val="hi_IN" w:bidi="hi_IN"/>
         </w:rPr>
         <w:t>) राष्ट्र के लिए भविष्यवाणी की गई जिसमे मृत्यु के लिए एक अंतिम संस्कार गीत है। भविष्यवाणी संदेशों के बीच आमोस में अलंकारिक प्रश्न शामिल हैं (</w:t>
       </w:r>
-      <w:hyperlink r:id="rId32">
-        <w:r>
-          <w:rPr>
-            <w:lang w:val="hi_IN" w:bidi="hi_IN"/>
-          </w:rPr>
-          <w:rPr>
-            <w:color w:val="0000EE"/>
-            <w:u w:val="single"/>
-          </w:rPr>
-          <w:t>3:3–6</w:t>
-        </w:r>
-      </w:hyperlink>
+      <w:r>
+        <w:rPr>
+          <w:lang w:val="hi_IN" w:bidi="hi_IN"/>
+        </w:rPr>
+        <w:t>3:3–6</w:t>
+      </w:r>
       <w:r>
         <w:rPr>
           <w:lang w:val="hi_IN" w:bidi="hi_IN"/>
         </w:rPr>
         <w:t>), एक चरवाहे के रूप में उनके जीवन से रूपक (</w:t>
       </w:r>
-      <w:hyperlink r:id="rId17">
-        <w:r>
-          <w:rPr>
-            <w:lang w:val="hi_IN" w:bidi="hi_IN"/>
-          </w:rPr>
-          <w:rPr>
-            <w:color w:val="0000EE"/>
-            <w:u w:val="single"/>
-          </w:rPr>
-          <w:t>3:8</w:t>
-        </w:r>
-      </w:hyperlink>
+      <w:r>
+        <w:rPr>
+          <w:lang w:val="hi_IN" w:bidi="hi_IN"/>
+        </w:rPr>
+        <w:t>3:8</w:t>
+      </w:r>
       <w:r>
         <w:rPr>
           <w:lang w:val="hi_IN" w:bidi="hi_IN"/>
         </w:rPr>
         <w:t xml:space="preserve">, </w:t>
       </w:r>
-      <w:hyperlink r:id="rId33">
-        <w:r>
-          <w:rPr>
-            <w:lang w:val="hi_IN" w:bidi="hi_IN"/>
-          </w:rPr>
-          <w:rPr>
-            <w:color w:val="0000EE"/>
-            <w:u w:val="single"/>
-          </w:rPr>
-          <w:t>12</w:t>
-        </w:r>
-      </w:hyperlink>
+      <w:r>
+        <w:rPr>
+          <w:lang w:val="hi_IN" w:bidi="hi_IN"/>
+        </w:rPr>
+        <w:t>12</w:t>
+      </w:r>
       <w:r>
         <w:rPr>
           <w:lang w:val="hi_IN" w:bidi="hi_IN"/>
         </w:rPr>
         <w:t>), व्यंग्यात्मक विडंबना (</w:t>
       </w:r>
-      <w:hyperlink r:id="rId34">
-        <w:r>
-          <w:rPr>
-            <w:lang w:val="hi_IN" w:bidi="hi_IN"/>
-          </w:rPr>
-          <w:rPr>
-            <w:color w:val="0000EE"/>
-            <w:u w:val="single"/>
-          </w:rPr>
-          <w:t>4:4–5</w:t>
-        </w:r>
-      </w:hyperlink>
+      <w:r>
+        <w:rPr>
+          <w:lang w:val="hi_IN" w:bidi="hi_IN"/>
+        </w:rPr>
+        <w:t>4:4–5</w:t>
+      </w:r>
       <w:r>
         <w:rPr>
           <w:lang w:val="hi_IN" w:bidi="hi_IN"/>
         </w:rPr>
         <w:t>), ऐतिहासिक पुनरावृत्ति (</w:t>
       </w:r>
-      <w:hyperlink r:id="rId35">
-        <w:r>
-          <w:rPr>
-            <w:lang w:val="hi_IN" w:bidi="hi_IN"/>
-          </w:rPr>
-          <w:rPr>
-            <w:color w:val="0000EE"/>
-            <w:u w:val="single"/>
-          </w:rPr>
-          <w:t>4:6–11</w:t>
-        </w:r>
-      </w:hyperlink>
+      <w:r>
+        <w:rPr>
+          <w:lang w:val="hi_IN" w:bidi="hi_IN"/>
+        </w:rPr>
+        <w:t>4:6–11</w:t>
+      </w:r>
       <w:r>
         <w:rPr>
           <w:lang w:val="hi_IN" w:bidi="hi_IN"/>
         </w:rPr>
         <w:t>), भजन के अंश (</w:t>
       </w:r>
-      <w:hyperlink r:id="rId36">
-        <w:r>
-          <w:rPr>
-            <w:lang w:val="hi_IN" w:bidi="hi_IN"/>
-          </w:rPr>
-          <w:rPr>
-            <w:color w:val="0000EE"/>
-            <w:u w:val="single"/>
-          </w:rPr>
-          <w:t>4:13</w:t>
-        </w:r>
-      </w:hyperlink>
+      <w:r>
+        <w:rPr>
+          <w:lang w:val="hi_IN" w:bidi="hi_IN"/>
+        </w:rPr>
+        <w:t>4:13</w:t>
+      </w:r>
       <w:r>
         <w:rPr>
           <w:lang w:val="hi_IN" w:bidi="hi_IN"/>
         </w:rPr>
         <w:t xml:space="preserve">; </w:t>
       </w:r>
-      <w:hyperlink r:id="rId37">
-        <w:r>
-          <w:rPr>
-            <w:lang w:val="hi_IN" w:bidi="hi_IN"/>
-          </w:rPr>
-          <w:rPr>
-            <w:color w:val="0000EE"/>
-            <w:u w:val="single"/>
-          </w:rPr>
-          <w:t>5:8–9</w:t>
-        </w:r>
-      </w:hyperlink>
+      <w:r>
+        <w:rPr>
+          <w:lang w:val="hi_IN" w:bidi="hi_IN"/>
+        </w:rPr>
+        <w:t>5:8–9</w:t>
+      </w:r>
       <w:r>
         <w:rPr>
           <w:lang w:val="hi_IN" w:bidi="hi_IN"/>
         </w:rPr>
         <w:t>), शब्दों का खेल (</w:t>
       </w:r>
-      <w:hyperlink r:id="rId38">
-        <w:r>
-          <w:rPr>
-            <w:lang w:val="hi_IN" w:bidi="hi_IN"/>
-          </w:rPr>
-          <w:rPr>
-            <w:color w:val="0000EE"/>
-            <w:u w:val="single"/>
-          </w:rPr>
-          <w:t>5:5</w:t>
-        </w:r>
-      </w:hyperlink>
+      <w:r>
+        <w:rPr>
+          <w:lang w:val="hi_IN" w:bidi="hi_IN"/>
+        </w:rPr>
+        <w:t>5:5</w:t>
+      </w:r>
       <w:r>
         <w:rPr>
           <w:lang w:val="hi_IN" w:bidi="hi_IN"/>
@@ -863,54 +701,36 @@
         </w:rPr>
         <w:t>आमोस के तीसरे खंड (</w:t>
       </w:r>
-      <w:hyperlink r:id="rId39">
-        <w:r>
-          <w:rPr>
-            <w:lang w:val="hi_IN" w:bidi="hi_IN"/>
-          </w:rPr>
-          <w:rPr>
-            <w:color w:val="0000EE"/>
-            <w:u w:val="single"/>
-          </w:rPr>
-          <w:t>5:18–6:14</w:t>
-        </w:r>
-      </w:hyperlink>
+      <w:r>
+        <w:rPr>
+          <w:lang w:val="hi_IN" w:bidi="hi_IN"/>
+        </w:rPr>
+        <w:t>5:18–6:14</w:t>
+      </w:r>
       <w:r>
         <w:rPr>
           <w:lang w:val="hi_IN" w:bidi="hi_IN"/>
         </w:rPr>
         <w:t>) में हाय के दो भविष्यवाणी संदेश शामिल हैं: पहला उन लोगों के लिए चेतावनी है जो प्रभु के दिन को ऐसा समय मानते हैं जब परमेश्वर इस्राएल को एक प्रमुख देश के रूप में पुनः स्थापित करेंगे (</w:t>
       </w:r>
-      <w:hyperlink r:id="rId40">
-        <w:r>
-          <w:rPr>
-            <w:lang w:val="hi_IN" w:bidi="hi_IN"/>
-          </w:rPr>
-          <w:rPr>
-            <w:color w:val="0000EE"/>
-            <w:u w:val="single"/>
-          </w:rPr>
-          <w:t>5:18–27</w:t>
-        </w:r>
-      </w:hyperlink>
+      <w:r>
+        <w:rPr>
+          <w:lang w:val="hi_IN" w:bidi="hi_IN"/>
+        </w:rPr>
+        <w:t>5:18–27</w:t>
+      </w:r>
       <w:r>
         <w:rPr>
           <w:lang w:val="hi_IN" w:bidi="hi_IN"/>
         </w:rPr>
         <w:t>); दूसरा उन लोगों को फटकारता है जो अपने धन, घरों, या किलेबंदी पर भरोसा करते हैं कि वे उन्हें बचाएंगे (</w:t>
       </w:r>
-      <w:hyperlink r:id="rId41">
-        <w:r>
-          <w:rPr>
-            <w:lang w:val="hi_IN" w:bidi="hi_IN"/>
-          </w:rPr>
-          <w:rPr>
-            <w:color w:val="0000EE"/>
-            <w:u w:val="single"/>
-          </w:rPr>
-          <w:t>6:1–14</w:t>
-        </w:r>
-      </w:hyperlink>
+      <w:r>
+        <w:rPr>
+          <w:lang w:val="hi_IN" w:bidi="hi_IN"/>
+        </w:rPr>
+        <w:t>6:1–14</w:t>
+      </w:r>
       <w:r>
         <w:rPr>
           <w:lang w:val="hi_IN" w:bidi="hi_IN"/>
@@ -931,108 +751,72 @@
         </w:rPr>
         <w:t>चौथा खंड (</w:t>
       </w:r>
-      <w:hyperlink r:id="rId42">
-        <w:r>
-          <w:rPr>
-            <w:lang w:val="hi_IN" w:bidi="hi_IN"/>
-          </w:rPr>
-          <w:rPr>
-            <w:color w:val="0000EE"/>
-            <w:u w:val="single"/>
-          </w:rPr>
-          <w:t>7:1–9:10</w:t>
-        </w:r>
-      </w:hyperlink>
+      <w:r>
+        <w:rPr>
+          <w:lang w:val="hi_IN" w:bidi="hi_IN"/>
+        </w:rPr>
+        <w:t>7:1–9:10</w:t>
+      </w:r>
       <w:r>
         <w:rPr>
           <w:lang w:val="hi_IN" w:bidi="hi_IN"/>
         </w:rPr>
         <w:t>) दृष्टियों पर आधारित पांच भविष्यवाणी वाक्यांशों को शामिल करता है। आमोस पहले दो न्यायों की दर्शनों के साथ अपने श्रोताओं को आकर्षित करते हैं जो टाले जाएंगे (</w:t>
       </w:r>
-      <w:hyperlink r:id="rId43">
-        <w:r>
-          <w:rPr>
-            <w:lang w:val="hi_IN" w:bidi="hi_IN"/>
-          </w:rPr>
-          <w:rPr>
-            <w:color w:val="0000EE"/>
-            <w:u w:val="single"/>
-          </w:rPr>
-          <w:t>7:1–6</w:t>
-        </w:r>
-      </w:hyperlink>
+      <w:r>
+        <w:rPr>
+          <w:lang w:val="hi_IN" w:bidi="hi_IN"/>
+        </w:rPr>
+        <w:t>7:1–6</w:t>
+      </w:r>
       <w:r>
         <w:rPr>
           <w:lang w:val="hi_IN" w:bidi="hi_IN"/>
         </w:rPr>
         <w:t>), लेकिन फिर अपने संदेश को दो न्यायों के साथ दृढ़ता से प्रस्तुत करते हैं जो टाले नहीं जाएंगे (</w:t>
       </w:r>
-      <w:hyperlink r:id="rId44">
-        <w:r>
-          <w:rPr>
-            <w:lang w:val="hi_IN" w:bidi="hi_IN"/>
-          </w:rPr>
-          <w:rPr>
-            <w:color w:val="0000EE"/>
-            <w:u w:val="single"/>
-          </w:rPr>
-          <w:t>7:7–9</w:t>
-        </w:r>
-      </w:hyperlink>
+      <w:r>
+        <w:rPr>
+          <w:lang w:val="hi_IN" w:bidi="hi_IN"/>
+        </w:rPr>
+        <w:t>7:7–9</w:t>
+      </w:r>
       <w:r>
         <w:rPr>
           <w:lang w:val="hi_IN" w:bidi="hi_IN"/>
         </w:rPr>
         <w:t xml:space="preserve">; </w:t>
       </w:r>
-      <w:hyperlink r:id="rId45">
-        <w:r>
-          <w:rPr>
-            <w:lang w:val="hi_IN" w:bidi="hi_IN"/>
-          </w:rPr>
-          <w:rPr>
-            <w:color w:val="0000EE"/>
-            <w:u w:val="single"/>
-          </w:rPr>
-          <w:t>8:1–3</w:t>
-        </w:r>
-      </w:hyperlink>
+      <w:r>
+        <w:rPr>
+          <w:lang w:val="hi_IN" w:bidi="hi_IN"/>
+        </w:rPr>
+        <w:t>8:1–3</w:t>
+      </w:r>
       <w:r>
         <w:rPr>
           <w:lang w:val="hi_IN" w:bidi="hi_IN"/>
         </w:rPr>
         <w:t>)। इन दृष्टियों को एक संक्षिप्त जीवनी वृतांत द्वारा बाधित किया जाता है (</w:t>
       </w:r>
-      <w:hyperlink r:id="rId46">
-        <w:r>
-          <w:rPr>
-            <w:lang w:val="hi_IN" w:bidi="hi_IN"/>
-          </w:rPr>
-          <w:rPr>
-            <w:color w:val="0000EE"/>
-            <w:u w:val="single"/>
-          </w:rPr>
-          <w:t>7:10–17</w:t>
-        </w:r>
-      </w:hyperlink>
+      <w:r>
+        <w:rPr>
+          <w:lang w:val="hi_IN" w:bidi="hi_IN"/>
+        </w:rPr>
+        <w:t>7:10–17</w:t>
+      </w:r>
       <w:r>
         <w:rPr>
           <w:lang w:val="hi_IN" w:bidi="hi_IN"/>
         </w:rPr>
         <w:t>)। अंतिम दर्शन इस्राएल और उसकी धार्मिक प्रणाली के पूर्ण विनाश का है (</w:t>
       </w:r>
-      <w:hyperlink r:id="rId47">
-        <w:r>
-          <w:rPr>
-            <w:lang w:val="hi_IN" w:bidi="hi_IN"/>
-          </w:rPr>
-          <w:rPr>
-            <w:color w:val="0000EE"/>
-            <w:u w:val="single"/>
-          </w:rPr>
-          <w:t>9:1–10</w:t>
-        </w:r>
-      </w:hyperlink>
+      <w:r>
+        <w:rPr>
+          <w:lang w:val="hi_IN" w:bidi="hi_IN"/>
+        </w:rPr>
+        <w:t>9:1–10</w:t>
+      </w:r>
       <w:r>
         <w:rPr>
           <w:lang w:val="hi_IN" w:bidi="hi_IN"/>
@@ -1053,18 +837,12 @@
         </w:rPr>
         <w:t xml:space="preserve">अंत में, </w:t>
       </w:r>
-      <w:hyperlink r:id="rId48">
-        <w:r>
-          <w:rPr>
-            <w:lang w:val="hi_IN" w:bidi="hi_IN"/>
-          </w:rPr>
-          <w:rPr>
-            <w:color w:val="0000EE"/>
-            <w:u w:val="single"/>
-          </w:rPr>
-          <w:t>9:11–15</w:t>
-        </w:r>
-      </w:hyperlink>
+      <w:r>
+        <w:rPr>
+          <w:lang w:val="hi_IN" w:bidi="hi_IN"/>
+        </w:rPr>
+        <w:t>9:11–15</w:t>
+      </w:r>
       <w:r>
         <w:rPr>
           <w:lang w:val="hi_IN" w:bidi="hi_IN"/>
@@ -1096,36 +874,24 @@
         </w:rPr>
         <w:t>आमोस की सेवकाई संक्षिप्त थी, यह संभवतः केवल एक वर्ष तक सीमित थी। इसका स्थान उत्तरी राज्य में बेतेल के शाही मंदिर में था (</w:t>
       </w:r>
-      <w:hyperlink r:id="rId49">
-        <w:r>
-          <w:rPr>
-            <w:lang w:val="hi_IN" w:bidi="hi_IN"/>
-          </w:rPr>
-          <w:rPr>
-            <w:color w:val="0000EE"/>
-            <w:u w:val="single"/>
-          </w:rPr>
-          <w:t>7:13</w:t>
-        </w:r>
-      </w:hyperlink>
+      <w:r>
+        <w:rPr>
+          <w:lang w:val="hi_IN" w:bidi="hi_IN"/>
+        </w:rPr>
+        <w:t>7:13</w:t>
+      </w:r>
       <w:r>
         <w:rPr>
           <w:lang w:val="hi_IN" w:bidi="hi_IN"/>
         </w:rPr>
         <w:t>), यारोबाम II की ईसा पूर्व 753 में मृत्यु से कुछ समय पहले (</w:t>
       </w:r>
-      <w:hyperlink r:id="rId50">
-        <w:r>
-          <w:rPr>
-            <w:lang w:val="hi_IN" w:bidi="hi_IN"/>
-          </w:rPr>
-          <w:rPr>
-            <w:color w:val="0000EE"/>
-            <w:u w:val="single"/>
-          </w:rPr>
-          <w:t>1:1</w:t>
-        </w:r>
-      </w:hyperlink>
+      <w:r>
+        <w:rPr>
+          <w:lang w:val="hi_IN" w:bidi="hi_IN"/>
+        </w:rPr>
+        <w:t>1:1</w:t>
+      </w:r>
       <w:r>
         <w:rPr>
           <w:lang w:val="hi_IN" w:bidi="hi_IN"/>
@@ -1157,54 +923,36 @@
         </w:rPr>
         <w:t xml:space="preserve">आमोस ने अपना संदेश सभी इस्राएली लोगों को संबोधित किया, लेकिन विशेष रूप से अमीर, शक्तिशाली और आत्म-लिप्त लोगों को (विशेष रूप से देखें </w:t>
       </w:r>
-      <w:hyperlink r:id="rId51">
-        <w:r>
-          <w:rPr>
-            <w:lang w:val="hi_IN" w:bidi="hi_IN"/>
-          </w:rPr>
-          <w:rPr>
-            <w:color w:val="0000EE"/>
-            <w:u w:val="single"/>
-          </w:rPr>
-          <w:t>5:18–6:8</w:t>
-        </w:r>
-      </w:hyperlink>
+      <w:r>
+        <w:rPr>
+          <w:lang w:val="hi_IN" w:bidi="hi_IN"/>
+        </w:rPr>
+        <w:t>5:18–6:8</w:t>
+      </w:r>
       <w:r>
         <w:rPr>
           <w:lang w:val="hi_IN" w:bidi="hi_IN"/>
         </w:rPr>
         <w:t>)। जबकि आमोस ने स्पष्ट रूप से इस्राएल के यहूदा और यरूशलेम निवासियों से विभाजन को इसके नैतिक और आत्मिक पतन का मुख्य कारण माना, वे इस बात से अवगत थे कि यहूदा भी प्रभु की निर्दोष आराधना से दूर हो रहा था (</w:t>
       </w:r>
-      <w:hyperlink r:id="rId52">
-        <w:r>
-          <w:rPr>
-            <w:lang w:val="hi_IN" w:bidi="hi_IN"/>
-          </w:rPr>
-          <w:rPr>
-            <w:color w:val="0000EE"/>
-            <w:u w:val="single"/>
-          </w:rPr>
-          <w:t>2:4–5</w:t>
-        </w:r>
-      </w:hyperlink>
+      <w:r>
+        <w:rPr>
+          <w:lang w:val="hi_IN" w:bidi="hi_IN"/>
+        </w:rPr>
+        <w:t>2:4–5</w:t>
+      </w:r>
       <w:r>
         <w:rPr>
           <w:lang w:val="hi_IN" w:bidi="hi_IN"/>
         </w:rPr>
         <w:t xml:space="preserve">)। इसलिए, पुस्तक में यरूशलेम में विलासिता में रहने वालों के लिए दण्ड की आज्ञा शामिल है, साथ ही सामरिया में आत्मसंतुष्ट सुरक्षित लोगों की निंदा भी की गई है (देखें </w:t>
       </w:r>
-      <w:hyperlink r:id="rId53">
-        <w:r>
-          <w:rPr>
-            <w:lang w:val="hi_IN" w:bidi="hi_IN"/>
-          </w:rPr>
-          <w:rPr>
-            <w:color w:val="0000EE"/>
-            <w:u w:val="single"/>
-          </w:rPr>
-          <w:t>6:1</w:t>
-        </w:r>
-      </w:hyperlink>
+      <w:r>
+        <w:rPr>
+          <w:lang w:val="hi_IN" w:bidi="hi_IN"/>
+        </w:rPr>
+        <w:t>6:1</w:t>
+      </w:r>
       <w:r>
         <w:rPr>
           <w:lang w:val="hi_IN" w:bidi="hi_IN"/>
@@ -1263,18 +1011,12 @@
         </w:rPr>
         <w:t xml:space="preserve">प्राचीन विद्वानों ने अक्सर भविष्यद्वक्ता आमोस को एक गरीब भेड़पालक के रूप में चित्रित किया, जो यहूदा में उपेक्षित रहने वाले वर्गों का प्रतिनिधित्व करते थे और जिन्हें धनी जमींदारों द्वारा अन्यायपूर्ण तरीके से उत्पीड़ित किया जाता था। हालांकि, हाल के अध्ययनों ने एक अलग दृष्टिकोण अपनाया है। एक चरवाहे के लिए आमतौर पर इस्तेमाल किया जाने वाला इब्रानी शब्द रो'एह है (जैसा कि </w:t>
       </w:r>
-      <w:hyperlink r:id="rId54">
-        <w:r>
-          <w:rPr>
-            <w:lang w:val="hi_IN" w:bidi="hi_IN"/>
-          </w:rPr>
-          <w:rPr>
-            <w:color w:val="0000EE"/>
-            <w:u w:val="single"/>
-          </w:rPr>
-          <w:t>भज 23:1</w:t>
-        </w:r>
-      </w:hyperlink>
+      <w:r>
+        <w:rPr>
+          <w:lang w:val="hi_IN" w:bidi="hi_IN"/>
+        </w:rPr>
+        <w:t>भज 23:1</w:t>
+      </w:r>
       <w:r>
         <w:rPr>
           <w:lang w:val="hi_IN" w:bidi="hi_IN"/>
@@ -1305,36 +1047,24 @@
         </w:rPr>
         <w:t xml:space="preserve"> (</w:t>
       </w:r>
-      <w:hyperlink r:id="rId55">
-        <w:r>
-          <w:rPr>
-            <w:lang w:val="hi_IN" w:bidi="hi_IN"/>
-          </w:rPr>
-          <w:rPr>
-            <w:color w:val="0000EE"/>
-            <w:u w:val="single"/>
-          </w:rPr>
-          <w:t>2 रा 3:4</w:t>
-        </w:r>
-      </w:hyperlink>
+      <w:r>
+        <w:rPr>
+          <w:lang w:val="hi_IN" w:bidi="hi_IN"/>
+        </w:rPr>
+        <w:t>2 रा 3:4</w:t>
+      </w:r>
       <w:r>
         <w:rPr>
           <w:lang w:val="hi_IN" w:bidi="hi_IN"/>
         </w:rPr>
         <w:t xml:space="preserve">)। इसलिए नोकेद शब्द शायद किसी ऐसे व्यक्ति को दर्शाता है जिसके पास भेड़ें थीं, न कि किसी और के लिए काम करने वाले चरवाहे को। दूसरा दृष्टिकोण </w:t>
       </w:r>
-      <w:hyperlink r:id="rId15">
-        <w:r>
-          <w:rPr>
-            <w:lang w:val="hi_IN" w:bidi="hi_IN"/>
-          </w:rPr>
-          <w:rPr>
-            <w:color w:val="0000EE"/>
-            <w:u w:val="single"/>
-          </w:rPr>
-          <w:t>7:14</w:t>
-        </w:r>
-      </w:hyperlink>
+      <w:r>
+        <w:rPr>
+          <w:lang w:val="hi_IN" w:bidi="hi_IN"/>
+        </w:rPr>
+        <w:t>7:14</w:t>
+      </w:r>
       <w:r>
         <w:rPr>
           <w:lang w:val="hi_IN" w:bidi="hi_IN"/>
@@ -1379,18 +1109,12 @@
         </w:rPr>
         <w:t xml:space="preserve"> की देखभाल करने वाले के रूप में वर्णित करते हैं (</w:t>
       </w:r>
-      <w:hyperlink r:id="rId15">
-        <w:r>
-          <w:rPr>
-            <w:lang w:val="hi_IN" w:bidi="hi_IN"/>
-          </w:rPr>
-          <w:rPr>
-            <w:color w:val="0000EE"/>
-            <w:u w:val="single"/>
-          </w:rPr>
-          <w:t>7:14</w:t>
-        </w:r>
-      </w:hyperlink>
+      <w:r>
+        <w:rPr>
+          <w:lang w:val="hi_IN" w:bidi="hi_IN"/>
+        </w:rPr>
+        <w:t>7:14</w:t>
+      </w:r>
       <w:r>
         <w:rPr>
           <w:lang w:val="hi_IN" w:bidi="hi_IN"/>
@@ -1436,18 +1160,12 @@
         </w:rPr>
         <w:t xml:space="preserve">मूसा ने परमेश्वर को नैतिक और निर्बलों के प्रति गहरी चिंता रखने वाले के रूप में चित्रित किया था (उदाहरण के लिए देखें, </w:t>
       </w:r>
-      <w:hyperlink r:id="rId56">
-        <w:r>
-          <w:rPr>
-            <w:lang w:val="hi_IN" w:bidi="hi_IN"/>
-          </w:rPr>
-          <w:rPr>
-            <w:color w:val="0000EE"/>
-            <w:u w:val="single"/>
-          </w:rPr>
-          <w:t>व्य.वि. 24:10–22</w:t>
-        </w:r>
-      </w:hyperlink>
+      <w:r>
+        <w:rPr>
+          <w:lang w:val="hi_IN" w:bidi="hi_IN"/>
+        </w:rPr>
+        <w:t>व्य.वि. 24:10–22</w:t>
+      </w:r>
       <w:r>
         <w:rPr>
           <w:lang w:val="hi_IN" w:bidi="hi_IN"/>
@@ -1480,18 +1198,12 @@
         </w:rPr>
         <w:t xml:space="preserve"> हैं (</w:t>
       </w:r>
-      <w:hyperlink r:id="rId57">
-        <w:r>
-          <w:rPr>
-            <w:lang w:val="hi_IN" w:bidi="hi_IN"/>
-          </w:rPr>
-          <w:rPr>
-            <w:color w:val="0000EE"/>
-            <w:u w:val="single"/>
-          </w:rPr>
-          <w:t>उत 1:26–27</w:t>
-        </w:r>
-      </w:hyperlink>
+      <w:r>
+        <w:rPr>
+          <w:lang w:val="hi_IN" w:bidi="hi_IN"/>
+        </w:rPr>
+        <w:t>उत 1:26–27</w:t>
+      </w:r>
       <w:r>
         <w:rPr>
           <w:lang w:val="hi_IN" w:bidi="hi_IN"/>
